--- a/docs/ProjetoAplicadoIII.docx
+++ b/docs/ProjetoAplicadoIII.docx
@@ -287,7 +287,7 @@
     </w:p>
     <w:sdt>
       <w:sdtPr>
-        <w:id w:val="-127542297"/>
+        <w:id w:val="-1939112485"/>
         <w:docPartObj>
           <w:docPartGallery w:val="Table of Contents"/>
           <w:docPartUnique w:val="1"/>
@@ -2254,12 +2254,12 @@
           <wp:inline distB="114300" distT="114300" distL="114300" distR="114300">
             <wp:extent cx="1675153" cy="4916211"/>
             <wp:effectExtent b="0" l="0" r="0" t="0"/>
-            <wp:docPr id="5" name="image6.png"/>
+            <wp:docPr id="5" name="image3.png"/>
             <a:graphic>
               <a:graphicData uri="http://schemas.openxmlformats.org/drawingml/2006/picture">
                 <pic:pic>
                   <pic:nvPicPr>
-                    <pic:cNvPr id="0" name="image6.png"/>
+                    <pic:cNvPr id="0" name="image3.png"/>
                     <pic:cNvPicPr preferRelativeResize="0"/>
                   </pic:nvPicPr>
                   <pic:blipFill>
@@ -2455,12 +2455,12 @@
           <wp:inline distB="114300" distT="114300" distL="114300" distR="114300">
             <wp:extent cx="5544638" cy="1640480"/>
             <wp:effectExtent b="0" l="0" r="0" t="0"/>
-            <wp:docPr id="8" name="image9.png"/>
+            <wp:docPr id="8" name="image8.png"/>
             <a:graphic>
               <a:graphicData uri="http://schemas.openxmlformats.org/drawingml/2006/picture">
                 <pic:pic>
                   <pic:nvPicPr>
-                    <pic:cNvPr id="0" name="image9.png"/>
+                    <pic:cNvPr id="0" name="image8.png"/>
                     <pic:cNvPicPr preferRelativeResize="0"/>
                   </pic:nvPicPr>
                   <pic:blipFill>
@@ -2731,12 +2731,12 @@
           <wp:inline distB="114300" distT="114300" distL="114300" distR="114300">
             <wp:extent cx="5122722" cy="2313487"/>
             <wp:effectExtent b="0" l="0" r="0" t="0"/>
-            <wp:docPr id="1" name="image1.png"/>
+            <wp:docPr id="1" name="image2.png"/>
             <a:graphic>
               <a:graphicData uri="http://schemas.openxmlformats.org/drawingml/2006/picture">
                 <pic:pic>
                   <pic:nvPicPr>
-                    <pic:cNvPr id="0" name="image1.png"/>
+                    <pic:cNvPr id="0" name="image2.png"/>
                     <pic:cNvPicPr preferRelativeResize="0"/>
                   </pic:nvPicPr>
                   <pic:blipFill>
@@ -2892,12 +2892,12 @@
           <wp:inline distB="114300" distT="114300" distL="114300" distR="114300">
             <wp:extent cx="5652419" cy="2740567"/>
             <wp:effectExtent b="0" l="0" r="0" t="0"/>
-            <wp:docPr id="11" name="image7.png"/>
+            <wp:docPr id="11" name="image5.png"/>
             <a:graphic>
               <a:graphicData uri="http://schemas.openxmlformats.org/drawingml/2006/picture">
                 <pic:pic>
                   <pic:nvPicPr>
-                    <pic:cNvPr id="0" name="image7.png"/>
+                    <pic:cNvPr id="0" name="image5.png"/>
                     <pic:cNvPicPr preferRelativeResize="0"/>
                   </pic:nvPicPr>
                   <pic:blipFill>
@@ -3101,12 +3101,12 @@
           <wp:inline distB="114300" distT="114300" distL="114300" distR="114300">
             <wp:extent cx="5760000" cy="3619500"/>
             <wp:effectExtent b="0" l="0" r="0" t="0"/>
-            <wp:docPr id="10" name="image5.png"/>
+            <wp:docPr id="10" name="image7.png"/>
             <a:graphic>
               <a:graphicData uri="http://schemas.openxmlformats.org/drawingml/2006/picture">
                 <pic:pic>
                   <pic:nvPicPr>
-                    <pic:cNvPr id="0" name="image5.png"/>
+                    <pic:cNvPr id="0" name="image7.png"/>
                     <pic:cNvPicPr preferRelativeResize="0"/>
                   </pic:nvPicPr>
                   <pic:blipFill>
@@ -3148,12 +3148,12 @@
           <wp:inline distB="114300" distT="114300" distL="114300" distR="114300">
             <wp:extent cx="5760000" cy="3886200"/>
             <wp:effectExtent b="0" l="0" r="0" t="0"/>
-            <wp:docPr id="6" name="image8.png"/>
+            <wp:docPr id="6" name="image4.png"/>
             <a:graphic>
               <a:graphicData uri="http://schemas.openxmlformats.org/drawingml/2006/picture">
                 <pic:pic>
                   <pic:nvPicPr>
-                    <pic:cNvPr id="0" name="image8.png"/>
+                    <pic:cNvPr id="0" name="image4.png"/>
                     <pic:cNvPicPr preferRelativeResize="0"/>
                   </pic:nvPicPr>
                   <pic:blipFill>
@@ -3991,12 +3991,12 @@
           <wp:inline distB="114300" distT="114300" distL="114300" distR="114300">
             <wp:extent cx="5760000" cy="939800"/>
             <wp:effectExtent b="0" l="0" r="0" t="0"/>
-            <wp:docPr id="3" name="image2.png"/>
+            <wp:docPr id="3" name="image6.png"/>
             <a:graphic>
               <a:graphicData uri="http://schemas.openxmlformats.org/drawingml/2006/picture">
                 <pic:pic>
                   <pic:nvPicPr>
-                    <pic:cNvPr id="0" name="image2.png"/>
+                    <pic:cNvPr id="0" name="image6.png"/>
                     <pic:cNvPicPr preferRelativeResize="0"/>
                   </pic:nvPicPr>
                   <pic:blipFill>
@@ -4452,11 +4452,20 @@
         <w:ind w:left="0" w:firstLine="0"/>
         <w:rPr/>
       </w:pPr>
-      <w:r>
-        <w:rPr>
-          <w:rtl w:val="0"/>
-        </w:rPr>
-        <w:t xml:space="preserve">[LINK YOUTUBE] </w:t>
+      <w:hyperlink r:id="rId13">
+        <w:r>
+          <w:rPr>
+            <w:color w:val="1155cc"/>
+            <w:u w:val="single"/>
+            <w:rtl w:val="0"/>
+          </w:rPr>
+          <w:t xml:space="preserve">https://www.youtube.com/watch?v=6CZDkbzrX5c</w:t>
+        </w:r>
+      </w:hyperlink>
+      <w:r>
+        <w:rPr>
+          <w:rtl w:val="0"/>
+        </w:rPr>
       </w:r>
     </w:p>
     <w:p>
@@ -4484,7 +4493,7 @@
         <w:ind w:left="0" w:firstLine="0"/>
         <w:rPr/>
       </w:pPr>
-      <w:hyperlink r:id="rId13">
+      <w:hyperlink r:id="rId14">
         <w:r>
           <w:rPr>
             <w:color w:val="1155cc"/>
@@ -4537,7 +4546,7 @@
         <w:ind w:left="0" w:firstLine="0"/>
         <w:rPr/>
       </w:pPr>
-      <w:hyperlink r:id="rId14">
+      <w:hyperlink r:id="rId15">
         <w:r>
           <w:rPr>
             <w:color w:val="1155cc"/>
@@ -4554,12 +4563,12 @@
       </w:r>
     </w:p>
     <w:sectPr>
-      <w:headerReference r:id="rId15" w:type="default"/>
-      <w:headerReference r:id="rId16" w:type="first"/>
-      <w:headerReference r:id="rId17" w:type="even"/>
-      <w:footerReference r:id="rId18" w:type="default"/>
-      <w:footerReference r:id="rId19" w:type="first"/>
-      <w:footerReference r:id="rId20" w:type="even"/>
+      <w:headerReference r:id="rId16" w:type="default"/>
+      <w:headerReference r:id="rId17" w:type="first"/>
+      <w:headerReference r:id="rId18" w:type="even"/>
+      <w:footerReference r:id="rId19" w:type="default"/>
+      <w:footerReference r:id="rId20" w:type="first"/>
+      <w:footerReference r:id="rId21" w:type="even"/>
       <w:pgSz w:h="16845" w:w="11910" w:orient="portrait"/>
       <w:pgMar w:bottom="1133.8582677165355" w:top="1700.7874015748032" w:left="1700.7874015748032" w:right="1133.8582677165355" w:header="584" w:footer="283"/>
       <w:pgNumType w:start="1"/>
@@ -4733,12 +4742,12 @@
           <wp:extent cx="622935" cy="622935"/>
           <wp:effectExtent b="0" l="0" r="0" t="0"/>
           <wp:wrapSquare wrapText="bothSides" distB="0" distT="0" distL="114300" distR="114300"/>
-          <wp:docPr id="9" name="image4.png"/>
+          <wp:docPr id="9" name="image9.png"/>
           <a:graphic>
             <a:graphicData uri="http://schemas.openxmlformats.org/drawingml/2006/picture">
               <pic:pic>
                 <pic:nvPicPr>
-                  <pic:cNvPr id="0" name="image4.png"/>
+                  <pic:cNvPr id="0" name="image9.png"/>
                   <pic:cNvPicPr preferRelativeResize="0"/>
                 </pic:nvPicPr>
                 <pic:blipFill>
@@ -4776,12 +4785,12 @@
           <wp:extent cx="564794" cy="838200"/>
           <wp:effectExtent b="0" l="0" r="0" t="0"/>
           <wp:wrapSquare wrapText="bothSides" distB="0" distT="0" distL="114300" distR="114300"/>
-          <wp:docPr id="2" name="image3.jpg"/>
+          <wp:docPr id="2" name="image1.jpg"/>
           <a:graphic>
             <a:graphicData uri="http://schemas.openxmlformats.org/drawingml/2006/picture">
               <pic:pic>
                 <pic:nvPicPr>
-                  <pic:cNvPr id="0" name="image3.jpg"/>
+                  <pic:cNvPr id="0" name="image1.jpg"/>
                   <pic:cNvPicPr preferRelativeResize="0"/>
                 </pic:nvPicPr>
                 <pic:blipFill>
@@ -4952,12 +4961,12 @@
           <wp:extent cx="622935" cy="622935"/>
           <wp:effectExtent b="0" l="0" r="0" t="0"/>
           <wp:wrapSquare wrapText="bothSides" distB="0" distT="0" distL="114300" distR="114300"/>
-          <wp:docPr id="4" name="image4.png"/>
+          <wp:docPr id="4" name="image9.png"/>
           <a:graphic>
             <a:graphicData uri="http://schemas.openxmlformats.org/drawingml/2006/picture">
               <pic:pic>
                 <pic:nvPicPr>
-                  <pic:cNvPr id="0" name="image4.png"/>
+                  <pic:cNvPr id="0" name="image9.png"/>
                   <pic:cNvPicPr preferRelativeResize="0"/>
                 </pic:nvPicPr>
                 <pic:blipFill>
@@ -4995,12 +5004,12 @@
           <wp:extent cx="564794" cy="838200"/>
           <wp:effectExtent b="0" l="0" r="0" t="0"/>
           <wp:wrapSquare wrapText="bothSides" distB="0" distT="0" distL="114300" distR="114300"/>
-          <wp:docPr id="7" name="image3.jpg"/>
+          <wp:docPr id="7" name="image1.jpg"/>
           <a:graphic>
             <a:graphicData uri="http://schemas.openxmlformats.org/drawingml/2006/picture">
               <pic:pic>
                 <pic:nvPicPr>
-                  <pic:cNvPr id="0" name="image3.jpg"/>
+                  <pic:cNvPr id="0" name="image1.jpg"/>
                   <pic:cNvPicPr preferRelativeResize="0"/>
                 </pic:nvPicPr>
                 <pic:blipFill>
